--- a/docs/as-built/docx/workorder.docx
+++ b/docs/as-built/docx/workorder.docx
@@ -1845,7 +1845,7 @@
               <a:graphicData uri="http://schemas.openxmlformats.org/drawingml/2006/picture">
                 <pic:pic>
                   <pic:nvPicPr>
-                    <pic:cNvPr descr="/tmp/docximg-dY8fbM/workorder_md_1.png" id="29" name="Picture"/>
+                    <pic:cNvPr descr="/tmp/docximg-d8ZS2x/workorder_md_1.png" id="29" name="Picture"/>
                     <pic:cNvPicPr>
                       <a:picLocks noChangeArrowheads="1" noChangeAspect="1"/>
                     </pic:cNvPicPr>
@@ -6805,7 +6805,7 @@
               <a:graphicData uri="http://schemas.openxmlformats.org/drawingml/2006/picture">
                 <pic:pic>
                   <pic:nvPicPr>
-                    <pic:cNvPr descr="/tmp/docximg-dY8fbM/workorder_md_2.png" id="36" name="Picture"/>
+                    <pic:cNvPr descr="/tmp/docximg-d8ZS2x/workorder_md_2.png" id="36" name="Picture"/>
                     <pic:cNvPicPr>
                       <a:picLocks noChangeArrowheads="1" noChangeAspect="1"/>
                     </pic:cNvPicPr>
@@ -16203,13 +16203,13 @@
       </w:r>
     </w:p>
     <w:bookmarkEnd w:id="45"/>
-    <w:bookmarkStart w:id="46" w:name="X89de12bcbda887c6ec5ea5eed2f747bbdb3a288"/>
+    <w:bookmarkStart w:id="46" w:name="Xbdb564fcab6f6f71ef61f22280b7304c50ca780"/>
     <w:p>
       <w:pPr>
         <w:pStyle w:val="Heading2"/>
       </w:pPr>
       <w:r>
-        <w:t xml:space="preserve">6. Processes</w:t>
+        <w:t xml:space="preserve">6. Processes &amp; ops console</w:t>
       </w:r>
     </w:p>
     <w:p>
@@ -16220,6 +16220,339 @@
         <w:t xml:space="preserve">Support + shifting flows (process definitions) with the handlers in §1.3/1.4.</w:t>
       </w:r>
     </w:p>
+    <w:p>
+      <w:pPr>
+        <w:pStyle w:val="BodyText"/>
+      </w:pPr>
+      <w:r>
+        <w:rPr>
+          <w:bCs/>
+          <w:b/>
+        </w:rPr>
+        <w:t xml:space="preserve">Ops console</w:t>
+      </w:r>
+      <w:r>
+        <w:t xml:space="preserve"> </w:t>
+      </w:r>
+      <w:r>
+        <w:t xml:space="preserve">—</w:t>
+      </w:r>
+      <w:r>
+        <w:t xml:space="preserve"> </w:t>
+      </w:r>
+      <w:r>
+        <w:rPr>
+          <w:rStyle w:val="VerbatimChar"/>
+        </w:rPr>
+        <w:t xml:space="preserve">sophix:workorder:*</w:t>
+      </w:r>
+      <w:r>
+        <w:t xml:space="preserve">, wrapping the existing</w:t>
+      </w:r>
+      <w:r>
+        <w:t xml:space="preserve"> </w:t>
+      </w:r>
+      <w:r>
+        <w:rPr>
+          <w:rStyle w:val="VerbatimChar"/>
+        </w:rPr>
+        <w:t xml:space="preserve">WorkOrderService</w:t>
+      </w:r>
+      <w:r>
+        <w:t xml:space="preserve"> </w:t>
+      </w:r>
+      <w:r>
+        <w:t xml:space="preserve">lifecycle (same methods as the WO API; bypasses route permissions but still goes through the state machine + audit history):</w:t>
+      </w:r>
+    </w:p>
+    <w:tbl>
+      <w:tblPr>
+        <w:tblStyle w:val="Table"/>
+        <w:tblW w:type="auto" w:w="0"/>
+        <w:tblLook w:firstRow="1" w:lastRow="0" w:firstColumn="0" w:lastColumn="0" w:noHBand="0" w:noVBand="0" w:val="0020"/>
+        <w:jc w:val="start"/>
+      </w:tblPr>
+      <w:tblGrid>
+        <w:gridCol w:w="2640"/>
+        <w:gridCol w:w="2640"/>
+        <w:gridCol w:w="2640"/>
+      </w:tblGrid>
+      <w:tr>
+        <w:trPr>
+          <w:tblHeader w:val="true"/>
+        </w:trPr>
+        <w:tc>
+          <w:tcPr/>
+          <w:p>
+            <w:pPr>
+              <w:pStyle w:val="Compact"/>
+              <w:jc w:val="left"/>
+            </w:pPr>
+            <w:r>
+              <w:t xml:space="preserve">Command</w:t>
+            </w:r>
+          </w:p>
+        </w:tc>
+        <w:tc>
+          <w:tcPr/>
+          <w:p>
+            <w:pPr>
+              <w:pStyle w:val="Compact"/>
+              <w:jc w:val="left"/>
+            </w:pPr>
+            <w:r>
+              <w:t xml:space="preserve">Kind</w:t>
+            </w:r>
+          </w:p>
+        </w:tc>
+        <w:tc>
+          <w:tcPr/>
+          <w:p>
+            <w:pPr>
+              <w:pStyle w:val="Compact"/>
+              <w:jc w:val="left"/>
+            </w:pPr>
+            <w:r>
+              <w:t xml:space="preserve">Does</w:t>
+            </w:r>
+          </w:p>
+        </w:tc>
+      </w:tr>
+      <w:tr>
+        <w:tc>
+          <w:tcPr/>
+          <w:p>
+            <w:pPr>
+              <w:pStyle w:val="Compact"/>
+              <w:jc w:val="left"/>
+            </w:pPr>
+            <w:r>
+              <w:rPr>
+                <w:rStyle w:val="VerbatimChar"/>
+              </w:rPr>
+              <w:t xml:space="preserve">ops-status [--operator]</w:t>
+            </w:r>
+          </w:p>
+        </w:tc>
+        <w:tc>
+          <w:tcPr/>
+          <w:p>
+            <w:pPr>
+              <w:pStyle w:val="Compact"/>
+              <w:jc w:val="left"/>
+            </w:pPr>
+            <w:r>
+              <w:t xml:space="preserve">review</w:t>
+            </w:r>
+          </w:p>
+        </w:tc>
+        <w:tc>
+          <w:tcPr/>
+          <w:p>
+            <w:pPr>
+              <w:pStyle w:val="Compact"/>
+              <w:jc w:val="left"/>
+            </w:pPr>
+            <w:r>
+              <w:t xml:space="preserve">queue counts needing attention: unassigned PENDING, ASSIGNED-not-started, IN_PROGRESS, FINALIZATION_PENDING, SLA-breached, open escalation candidates</w:t>
+            </w:r>
+          </w:p>
+        </w:tc>
+      </w:tr>
+      <w:tr>
+        <w:tc>
+          <w:tcPr/>
+          <w:p>
+            <w:pPr>
+              <w:pStyle w:val="Compact"/>
+              <w:jc w:val="left"/>
+            </w:pPr>
+            <w:r>
+              <w:rPr>
+                <w:rStyle w:val="VerbatimChar"/>
+              </w:rPr>
+              <w:t xml:space="preserve">show {work_order}</w:t>
+            </w:r>
+          </w:p>
+        </w:tc>
+        <w:tc>
+          <w:tcPr/>
+          <w:p>
+            <w:pPr>
+              <w:pStyle w:val="Compact"/>
+              <w:jc w:val="left"/>
+            </w:pPr>
+            <w:r>
+              <w:t xml:space="preserve">review</w:t>
+            </w:r>
+          </w:p>
+        </w:tc>
+        <w:tc>
+          <w:tcPr/>
+          <w:p>
+            <w:pPr>
+              <w:pStyle w:val="Compact"/>
+              <w:jc w:val="left"/>
+            </w:pPr>
+            <w:r>
+              <w:t xml:space="preserve">one WO's live state, assignment, SLA clock and status history (read-only)</w:t>
+            </w:r>
+          </w:p>
+        </w:tc>
+      </w:tr>
+      <w:tr>
+        <w:tc>
+          <w:tcPr/>
+          <w:p>
+            <w:pPr>
+              <w:pStyle w:val="Compact"/>
+              <w:jc w:val="left"/>
+            </w:pPr>
+            <w:r>
+              <w:rPr>
+                <w:rStyle w:val="VerbatimChar"/>
+              </w:rPr>
+              <w:t xml:space="preserve">fix {work_order} {action}</w:t>
+            </w:r>
+          </w:p>
+        </w:tc>
+        <w:tc>
+          <w:tcPr/>
+          <w:p>
+            <w:pPr>
+              <w:pStyle w:val="Compact"/>
+              <w:jc w:val="left"/>
+            </w:pPr>
+            <w:r>
+              <w:t xml:space="preserve">safe-correction</w:t>
+            </w:r>
+          </w:p>
+        </w:tc>
+        <w:tc>
+          <w:tcPr/>
+          <w:p>
+            <w:pPr>
+              <w:pStyle w:val="Compact"/>
+              <w:jc w:val="left"/>
+            </w:pPr>
+            <w:r>
+              <w:t xml:space="preserve">one lifecycle op —</w:t>
+            </w:r>
+            <w:r>
+              <w:t xml:space="preserve"> </w:t>
+            </w:r>
+            <w:r>
+              <w:rPr>
+                <w:rStyle w:val="VerbatimChar"/>
+              </w:rPr>
+              <w:t xml:space="preserve">auto-assign</w:t>
+            </w:r>
+            <w:r>
+              <w:t xml:space="preserve">/</w:t>
+            </w:r>
+            <w:r>
+              <w:rPr>
+                <w:rStyle w:val="VerbatimChar"/>
+              </w:rPr>
+              <w:t xml:space="preserve">reassign</w:t>
+            </w:r>
+            <w:r>
+              <w:t xml:space="preserve">/</w:t>
+            </w:r>
+            <w:r>
+              <w:rPr>
+                <w:rStyle w:val="VerbatimChar"/>
+              </w:rPr>
+              <w:t xml:space="preserve">start</w:t>
+            </w:r>
+            <w:r>
+              <w:t xml:space="preserve">/</w:t>
+            </w:r>
+            <w:r>
+              <w:rPr>
+                <w:rStyle w:val="VerbatimChar"/>
+              </w:rPr>
+              <w:t xml:space="preserve">cancel</w:t>
+            </w:r>
+            <w:r>
+              <w:t xml:space="preserve"> </w:t>
+            </w:r>
+            <w:r>
+              <w:t xml:space="preserve">(</w:t>
+            </w:r>
+            <w:r>
+              <w:rPr>
+                <w:rStyle w:val="VerbatimChar"/>
+              </w:rPr>
+              <w:t xml:space="preserve">--actor</w:t>
+            </w:r>
+            <w:r>
+              <w:t xml:space="preserve">/</w:t>
+            </w:r>
+            <w:r>
+              <w:rPr>
+                <w:rStyle w:val="VerbatimChar"/>
+              </w:rPr>
+              <w:t xml:space="preserve">--reason</w:t>
+            </w:r>
+            <w:r>
+              <w:t xml:space="preserve">/</w:t>
+            </w:r>
+            <w:r>
+              <w:rPr>
+                <w:rStyle w:val="VerbatimChar"/>
+              </w:rPr>
+              <w:t xml:space="preserve">--contractor</w:t>
+            </w:r>
+            <w:r>
+              <w:t xml:space="preserve">/</w:t>
+            </w:r>
+            <w:r>
+              <w:rPr>
+                <w:rStyle w:val="VerbatimChar"/>
+              </w:rPr>
+              <w:t xml:space="preserve">--team</w:t>
+            </w:r>
+            <w:r>
+              <w:t xml:space="preserve">/</w:t>
+            </w:r>
+            <w:r>
+              <w:rPr>
+                <w:rStyle w:val="VerbatimChar"/>
+              </w:rPr>
+              <w:t xml:space="preserve">--technician</w:t>
+            </w:r>
+            <w:r>
+              <w:t xml:space="preserve">); destructive</w:t>
+            </w:r>
+            <w:r>
+              <w:t xml:space="preserve"> </w:t>
+            </w:r>
+            <w:r>
+              <w:rPr>
+                <w:rStyle w:val="VerbatimChar"/>
+              </w:rPr>
+              <w:t xml:space="preserve">cancel</w:t>
+            </w:r>
+            <w:r>
+              <w:t xml:space="preserve"> </w:t>
+            </w:r>
+            <w:r>
+              <w:t xml:space="preserve">needs</w:t>
+            </w:r>
+            <w:r>
+              <w:t xml:space="preserve"> </w:t>
+            </w:r>
+            <w:r>
+              <w:rPr>
+                <w:rStyle w:val="VerbatimChar"/>
+              </w:rPr>
+              <w:t xml:space="preserve">--confirm</w:t>
+            </w:r>
+          </w:p>
+        </w:tc>
+      </w:tr>
+    </w:tbl>
     <w:bookmarkEnd w:id="46"/>
     <w:bookmarkStart w:id="47" w:name="X1bf2a627be6ee103cb059e15364eccb4d059631"/>
     <w:p>

--- a/docs/as-built/docx/workorder.docx
+++ b/docs/as-built/docx/workorder.docx
@@ -1187,7 +1187,19 @@
         <w:t xml:space="preserve"> </w:t>
       </w:r>
       <w:r>
-        <w:t xml:space="preserve">no discrepancy → the task moves to</w:t>
+        <w:t xml:space="preserve">no discrepancy.</w:t>
+      </w:r>
+    </w:p>
+    <w:p>
+      <w:pPr>
+        <w:numPr>
+          <w:ilvl w:val="0"/>
+          <w:numId w:val="1006"/>
+        </w:numPr>
+        <w:pStyle w:val="Compact"/>
+      </w:pPr>
+      <w:r>
+        <w:t xml:space="preserve">The task moves to</w:t>
       </w:r>
       <w:r>
         <w:t xml:space="preserve"> </w:t>
@@ -1396,7 +1408,19 @@
         <w:pStyle w:val="Compact"/>
       </w:pPr>
       <w:r>
-        <w:t xml:space="preserve">An OSR RMA request is emitted for the owning module to act on. This is a</w:t>
+        <w:t xml:space="preserve">An OSR RMA request is emitted for the owning module to act on.</w:t>
+      </w:r>
+    </w:p>
+    <w:p>
+      <w:pPr>
+        <w:numPr>
+          <w:ilvl w:val="1"/>
+          <w:numId w:val="1008"/>
+        </w:numPr>
+        <w:pStyle w:val="Compact"/>
+      </w:pPr>
+      <w:r>
+        <w:t xml:space="preserve">This is a</w:t>
       </w:r>
       <w:r>
         <w:t xml:space="preserve"> </w:t>
@@ -1412,13 +1436,7 @@
         <w:t xml:space="preserve"> </w:t>
       </w:r>
       <w:r>
-        <w:t xml:space="preserve">route, so it goes</w:t>
-      </w:r>
-      <w:r>
-        <w:t xml:space="preserve"> </w:t>
-      </w:r>
-      <w:r>
-        <w:t xml:space="preserve">straight through with no approval.</w:t>
+        <w:t xml:space="preserve">route, so it goes straight through with no approval.</w:t>
       </w:r>
     </w:p>
     <w:p>
@@ -1533,7 +1551,7 @@
       <w:pPr>
         <w:numPr>
           <w:ilvl w:val="0"/>
-          <w:numId w:val="1008"/>
+          <w:numId w:val="1009"/>
         </w:numPr>
         <w:pStyle w:val="Compact"/>
       </w:pPr>
@@ -1591,7 +1609,7 @@
       <w:pPr>
         <w:numPr>
           <w:ilvl w:val="0"/>
-          <w:numId w:val="1008"/>
+          <w:numId w:val="1009"/>
         </w:numPr>
         <w:pStyle w:val="Compact"/>
       </w:pPr>
@@ -1615,7 +1633,7 @@
       <w:pPr>
         <w:numPr>
           <w:ilvl w:val="0"/>
-          <w:numId w:val="1008"/>
+          <w:numId w:val="1009"/>
         </w:numPr>
         <w:pStyle w:val="Compact"/>
       </w:pPr>
@@ -1845,7 +1863,7 @@
               <a:graphicData uri="http://schemas.openxmlformats.org/drawingml/2006/picture">
                 <pic:pic>
                   <pic:nvPicPr>
-                    <pic:cNvPr descr="/tmp/docximg-d8ZS2x/workorder_md_1.png" id="29" name="Picture"/>
+                    <pic:cNvPr descr="/tmp/docximg-J7W2Aj/workorder_md_1.png" id="29" name="Picture"/>
                     <pic:cNvPicPr>
                       <a:picLocks noChangeArrowheads="1" noChangeAspect="1"/>
                     </pic:cNvPicPr>
@@ -1968,7 +1986,7 @@
       <w:pPr>
         <w:numPr>
           <w:ilvl w:val="0"/>
-          <w:numId w:val="1009"/>
+          <w:numId w:val="1010"/>
         </w:numPr>
         <w:pStyle w:val="Compact"/>
       </w:pPr>
@@ -2007,7 +2025,7 @@
       <w:pPr>
         <w:numPr>
           <w:ilvl w:val="0"/>
-          <w:numId w:val="1009"/>
+          <w:numId w:val="1010"/>
         </w:numPr>
         <w:pStyle w:val="Compact"/>
       </w:pPr>
@@ -6805,7 +6823,7 @@
               <a:graphicData uri="http://schemas.openxmlformats.org/drawingml/2006/picture">
                 <pic:pic>
                   <pic:nvPicPr>
-                    <pic:cNvPr descr="/tmp/docximg-d8ZS2x/workorder_md_2.png" id="36" name="Picture"/>
+                    <pic:cNvPr descr="/tmp/docximg-J7W2Aj/workorder_md_2.png" id="36" name="Picture"/>
                     <pic:cNvPicPr>
                       <a:picLocks noChangeArrowheads="1" noChangeAspect="1"/>
                     </pic:cNvPicPr>
@@ -7541,7 +7559,7 @@
       <w:pPr>
         <w:numPr>
           <w:ilvl w:val="0"/>
-          <w:numId w:val="1010"/>
+          <w:numId w:val="1011"/>
         </w:numPr>
         <w:pStyle w:val="Compact"/>
       </w:pPr>
@@ -7601,7 +7619,7 @@
       <w:pPr>
         <w:numPr>
           <w:ilvl w:val="0"/>
-          <w:numId w:val="1010"/>
+          <w:numId w:val="1011"/>
         </w:numPr>
         <w:pStyle w:val="Compact"/>
       </w:pPr>
@@ -7631,7 +7649,7 @@
       <w:pPr>
         <w:numPr>
           <w:ilvl w:val="0"/>
-          <w:numId w:val="1010"/>
+          <w:numId w:val="1011"/>
         </w:numPr>
         <w:pStyle w:val="Compact"/>
       </w:pPr>
@@ -7676,7 +7694,7 @@
       <w:pPr>
         <w:numPr>
           <w:ilvl w:val="0"/>
-          <w:numId w:val="1010"/>
+          <w:numId w:val="1011"/>
         </w:numPr>
         <w:pStyle w:val="Compact"/>
       </w:pPr>
@@ -9148,7 +9166,7 @@
       <w:pPr>
         <w:numPr>
           <w:ilvl w:val="0"/>
-          <w:numId w:val="1011"/>
+          <w:numId w:val="1012"/>
         </w:numPr>
         <w:pStyle w:val="Compact"/>
       </w:pPr>
@@ -10896,7 +10914,7 @@
       <w:pPr>
         <w:numPr>
           <w:ilvl w:val="0"/>
-          <w:numId w:val="1012"/>
+          <w:numId w:val="1013"/>
         </w:numPr>
         <w:pStyle w:val="Compact"/>
       </w:pPr>
@@ -10920,7 +10938,7 @@
       <w:pPr>
         <w:numPr>
           <w:ilvl w:val="0"/>
-          <w:numId w:val="1012"/>
+          <w:numId w:val="1013"/>
         </w:numPr>
         <w:pStyle w:val="Compact"/>
       </w:pPr>
@@ -13280,7 +13298,7 @@
       <w:pPr>
         <w:numPr>
           <w:ilvl w:val="0"/>
-          <w:numId w:val="1013"/>
+          <w:numId w:val="1014"/>
         </w:numPr>
         <w:pStyle w:val="Compact"/>
       </w:pPr>
@@ -13319,7 +13337,7 @@
       <w:pPr>
         <w:numPr>
           <w:ilvl w:val="0"/>
-          <w:numId w:val="1013"/>
+          <w:numId w:val="1014"/>
         </w:numPr>
         <w:pStyle w:val="Compact"/>
       </w:pPr>
@@ -15360,7 +15378,7 @@
       <w:pPr>
         <w:numPr>
           <w:ilvl w:val="0"/>
-          <w:numId w:val="1014"/>
+          <w:numId w:val="1015"/>
         </w:numPr>
         <w:pStyle w:val="Compact"/>
       </w:pPr>
@@ -15441,7 +15459,7 @@
       <w:pPr>
         <w:numPr>
           <w:ilvl w:val="0"/>
-          <w:numId w:val="1014"/>
+          <w:numId w:val="1015"/>
         </w:numPr>
         <w:pStyle w:val="Compact"/>
       </w:pPr>
@@ -15932,7 +15950,7 @@
       <w:pPr>
         <w:numPr>
           <w:ilvl w:val="0"/>
-          <w:numId w:val="1015"/>
+          <w:numId w:val="1016"/>
         </w:numPr>
         <w:pStyle w:val="Compact"/>
       </w:pPr>
@@ -16014,7 +16032,7 @@
       <w:pPr>
         <w:numPr>
           <w:ilvl w:val="0"/>
-          <w:numId w:val="1015"/>
+          <w:numId w:val="1016"/>
         </w:numPr>
         <w:pStyle w:val="Compact"/>
       </w:pPr>
@@ -16108,7 +16126,7 @@
       <w:pPr>
         <w:numPr>
           <w:ilvl w:val="0"/>
-          <w:numId w:val="1015"/>
+          <w:numId w:val="1016"/>
         </w:numPr>
         <w:pStyle w:val="Compact"/>
       </w:pPr>
@@ -16166,7 +16184,7 @@
       <w:pPr>
         <w:numPr>
           <w:ilvl w:val="0"/>
-          <w:numId w:val="1015"/>
+          <w:numId w:val="1016"/>
         </w:numPr>
         <w:pStyle w:val="Compact"/>
       </w:pPr>
@@ -16597,7 +16615,7 @@
       <w:pPr>
         <w:numPr>
           <w:ilvl w:val="0"/>
-          <w:numId w:val="1016"/>
+          <w:numId w:val="1017"/>
         </w:numPr>
         <w:pStyle w:val="Compact"/>
       </w:pPr>
@@ -16619,7 +16637,7 @@
       <w:pPr>
         <w:numPr>
           <w:ilvl w:val="0"/>
-          <w:numId w:val="1016"/>
+          <w:numId w:val="1017"/>
         </w:numPr>
         <w:pStyle w:val="Compact"/>
       </w:pPr>
@@ -16897,7 +16915,7 @@
       <w:pPr>
         <w:numPr>
           <w:ilvl w:val="0"/>
-          <w:numId w:val="1017"/>
+          <w:numId w:val="1018"/>
         </w:numPr>
         <w:pStyle w:val="Compact"/>
       </w:pPr>
@@ -16918,7 +16936,7 @@
       <w:pPr>
         <w:numPr>
           <w:ilvl w:val="0"/>
-          <w:numId w:val="1017"/>
+          <w:numId w:val="1018"/>
         </w:numPr>
         <w:pStyle w:val="Compact"/>
       </w:pPr>
@@ -17235,18 +17253,6 @@
     <w:abstractNumId w:val="991"/>
   </w:num>
   <w:num w:numId="1004">
-    <w:abstractNumId w:val="991"/>
-  </w:num>
-  <w:num w:numId="1005">
-    <w:abstractNumId w:val="991"/>
-  </w:num>
-  <w:num w:numId="1006">
-    <w:abstractNumId w:val="991"/>
-  </w:num>
-  <w:num w:numId="1007">
-    <w:abstractNumId w:val="991"/>
-  </w:num>
-  <w:num w:numId="1008">
     <w:abstractNumId w:val="99411"/>
     <w:lvlOverride w:ilvl="0">
       <w:startOverride w:val="1"/>
@@ -17276,11 +17282,131 @@
       <w:startOverride w:val="1"/>
     </w:lvlOverride>
   </w:num>
-  <w:num w:numId="1009">
+  <w:num w:numId="1005">
     <w:abstractNumId w:val="991"/>
   </w:num>
+  <w:num w:numId="1006">
+    <w:abstractNumId w:val="99411"/>
+    <w:lvlOverride w:ilvl="0">
+      <w:startOverride w:val="1"/>
+    </w:lvlOverride>
+    <w:lvlOverride w:ilvl="1">
+      <w:startOverride w:val="1"/>
+    </w:lvlOverride>
+    <w:lvlOverride w:ilvl="2">
+      <w:startOverride w:val="1"/>
+    </w:lvlOverride>
+    <w:lvlOverride w:ilvl="3">
+      <w:startOverride w:val="1"/>
+    </w:lvlOverride>
+    <w:lvlOverride w:ilvl="4">
+      <w:startOverride w:val="1"/>
+    </w:lvlOverride>
+    <w:lvlOverride w:ilvl="5">
+      <w:startOverride w:val="1"/>
+    </w:lvlOverride>
+    <w:lvlOverride w:ilvl="6">
+      <w:startOverride w:val="1"/>
+    </w:lvlOverride>
+    <w:lvlOverride w:ilvl="7">
+      <w:startOverride w:val="1"/>
+    </w:lvlOverride>
+    <w:lvlOverride w:ilvl="8">
+      <w:startOverride w:val="1"/>
+    </w:lvlOverride>
+  </w:num>
+  <w:num w:numId="1007">
+    <w:abstractNumId w:val="99411"/>
+    <w:lvlOverride w:ilvl="0">
+      <w:startOverride w:val="1"/>
+    </w:lvlOverride>
+    <w:lvlOverride w:ilvl="1">
+      <w:startOverride w:val="1"/>
+    </w:lvlOverride>
+    <w:lvlOverride w:ilvl="2">
+      <w:startOverride w:val="1"/>
+    </w:lvlOverride>
+    <w:lvlOverride w:ilvl="3">
+      <w:startOverride w:val="1"/>
+    </w:lvlOverride>
+    <w:lvlOverride w:ilvl="4">
+      <w:startOverride w:val="1"/>
+    </w:lvlOverride>
+    <w:lvlOverride w:ilvl="5">
+      <w:startOverride w:val="1"/>
+    </w:lvlOverride>
+    <w:lvlOverride w:ilvl="6">
+      <w:startOverride w:val="1"/>
+    </w:lvlOverride>
+    <w:lvlOverride w:ilvl="7">
+      <w:startOverride w:val="1"/>
+    </w:lvlOverride>
+    <w:lvlOverride w:ilvl="8">
+      <w:startOverride w:val="1"/>
+    </w:lvlOverride>
+  </w:num>
+  <w:num w:numId="1008">
+    <w:abstractNumId w:val="991"/>
+  </w:num>
+  <w:num w:numId="1009">
+    <w:abstractNumId w:val="99411"/>
+    <w:lvlOverride w:ilvl="0">
+      <w:startOverride w:val="1"/>
+    </w:lvlOverride>
+    <w:lvlOverride w:ilvl="1">
+      <w:startOverride w:val="1"/>
+    </w:lvlOverride>
+    <w:lvlOverride w:ilvl="2">
+      <w:startOverride w:val="1"/>
+    </w:lvlOverride>
+    <w:lvlOverride w:ilvl="3">
+      <w:startOverride w:val="1"/>
+    </w:lvlOverride>
+    <w:lvlOverride w:ilvl="4">
+      <w:startOverride w:val="1"/>
+    </w:lvlOverride>
+    <w:lvlOverride w:ilvl="5">
+      <w:startOverride w:val="1"/>
+    </w:lvlOverride>
+    <w:lvlOverride w:ilvl="6">
+      <w:startOverride w:val="1"/>
+    </w:lvlOverride>
+    <w:lvlOverride w:ilvl="7">
+      <w:startOverride w:val="1"/>
+    </w:lvlOverride>
+    <w:lvlOverride w:ilvl="8">
+      <w:startOverride w:val="1"/>
+    </w:lvlOverride>
+  </w:num>
   <w:num w:numId="1010">
-    <w:abstractNumId w:val="991"/>
+    <w:abstractNumId w:val="99411"/>
+    <w:lvlOverride w:ilvl="0">
+      <w:startOverride w:val="1"/>
+    </w:lvlOverride>
+    <w:lvlOverride w:ilvl="1">
+      <w:startOverride w:val="1"/>
+    </w:lvlOverride>
+    <w:lvlOverride w:ilvl="2">
+      <w:startOverride w:val="1"/>
+    </w:lvlOverride>
+    <w:lvlOverride w:ilvl="3">
+      <w:startOverride w:val="1"/>
+    </w:lvlOverride>
+    <w:lvlOverride w:ilvl="4">
+      <w:startOverride w:val="1"/>
+    </w:lvlOverride>
+    <w:lvlOverride w:ilvl="5">
+      <w:startOverride w:val="1"/>
+    </w:lvlOverride>
+    <w:lvlOverride w:ilvl="6">
+      <w:startOverride w:val="1"/>
+    </w:lvlOverride>
+    <w:lvlOverride w:ilvl="7">
+      <w:startOverride w:val="1"/>
+    </w:lvlOverride>
+    <w:lvlOverride w:ilvl="8">
+      <w:startOverride w:val="1"/>
+    </w:lvlOverride>
   </w:num>
   <w:num w:numId="1011">
     <w:abstractNumId w:val="991"/>
@@ -17301,6 +17427,9 @@
     <w:abstractNumId w:val="991"/>
   </w:num>
   <w:num w:numId="1017">
+    <w:abstractNumId w:val="991"/>
+  </w:num>
+  <w:num w:numId="1018">
     <w:abstractNumId w:val="991"/>
   </w:num>
 </w:numbering>
